--- a/ПиРМП/прак 7/ПиРМП_Кузнецов_ЛА_Практическая7.docx
+++ b/ПиРМП/прак 7/ПиРМП_Кузнецов_ЛА_Практическая7.docx
@@ -920,6 +920,7 @@
         <w:rPr>
           <w:rStyle w:val="a5"/>
           <w:color w:val="000000" w:themeColor="text1"/>
+          <w:u w:val="single"/>
         </w:rPr>
       </w:sdtEndPr>
       <w:sdtContent>
@@ -946,11 +947,6 @@
               <w:color w:val="000000" w:themeColor="text1"/>
             </w:rPr>
             <w:instrText>HYPERLINK  \l "_1_теоритическая_часть"</w:instrText>
-          </w:r>
-          <w:r>
-            <w:rPr>
-              <w:color w:val="000000" w:themeColor="text1"/>
-            </w:rPr>
           </w:r>
           <w:r>
             <w:rPr>
@@ -1005,11 +1001,6 @@
               <w:color w:val="000000" w:themeColor="text1"/>
             </w:rPr>
             <w:instrText>HYPERLINK  \l "_Сервисы"</w:instrText>
-          </w:r>
-          <w:r>
-            <w:rPr>
-              <w:color w:val="000000" w:themeColor="text1"/>
-            </w:rPr>
           </w:r>
           <w:r>
             <w:rPr>
@@ -1105,11 +1096,6 @@
               <w:color w:val="000000" w:themeColor="text1"/>
             </w:rPr>
             <w:instrText>HYPERLINK  \l "_2.2.5_Итоговый_вид"</w:instrText>
-          </w:r>
-          <w:r>
-            <w:rPr>
-              <w:color w:val="000000" w:themeColor="text1"/>
-            </w:rPr>
           </w:r>
           <w:r>
             <w:rPr>
@@ -1383,6 +1369,7 @@
           <w:r>
             <w:rPr>
               <w:color w:val="000000" w:themeColor="text1"/>
+              <w:lang w:val="en-US"/>
             </w:rPr>
             <w:tab/>
             <w:t>23</w:t>
@@ -1422,11 +1409,6 @@
             <w:rPr>
               <w:color w:val="000000" w:themeColor="text1"/>
             </w:rPr>
-          </w:r>
-          <w:r>
-            <w:rPr>
-              <w:color w:val="000000" w:themeColor="text1"/>
-            </w:rPr>
             <w:fldChar w:fldCharType="separate"/>
           </w:r>
           <w:r>
@@ -1465,15 +1447,13 @@
       <w:r>
         <w:br w:type="page"/>
       </w:r>
-      <w:bookmarkStart w:id="2" w:name="_GoBack"/>
+    </w:p>
+    <w:p>
+      <w:pPr>
+        <w:pStyle w:val="1"/>
+      </w:pPr>
+      <w:bookmarkStart w:id="2" w:name="_1_теоритическая_часть"/>
       <w:bookmarkEnd w:id="2"/>
-    </w:p>
-    <w:p>
-      <w:pPr>
-        <w:pStyle w:val="1"/>
-      </w:pPr>
-      <w:bookmarkStart w:id="3" w:name="_1_теоритическая_часть"/>
-      <w:bookmarkEnd w:id="3"/>
       <w:r>
         <w:rPr>
           <w:lang w:val="en-US"/>
@@ -1493,8 +1473,8 @@
           <w:numId w:val="3"/>
         </w:numPr>
       </w:pPr>
-      <w:bookmarkStart w:id="4" w:name="_Сервисы"/>
-      <w:bookmarkEnd w:id="4"/>
+      <w:bookmarkStart w:id="3" w:name="_Сервисы"/>
+      <w:bookmarkEnd w:id="3"/>
       <w:r>
         <w:t>Сервисы</w:t>
       </w:r>
@@ -2825,8 +2805,8 @@
       <w:pPr>
         <w:pStyle w:val="2"/>
       </w:pPr>
-      <w:bookmarkStart w:id="5" w:name="_1.2_Диалоговые_окна"/>
-      <w:bookmarkEnd w:id="5"/>
+      <w:bookmarkStart w:id="4" w:name="_1.2_Диалоговые_окна"/>
+      <w:bookmarkEnd w:id="4"/>
       <w:r>
         <w:t xml:space="preserve">1.2 </w:t>
       </w:r>
@@ -4326,8 +4306,8 @@
       <w:pPr>
         <w:pStyle w:val="1"/>
       </w:pPr>
-      <w:bookmarkStart w:id="6" w:name="_2_практическая_часть"/>
-      <w:bookmarkEnd w:id="6"/>
+      <w:bookmarkStart w:id="5" w:name="_2_практическая_часть"/>
+      <w:bookmarkEnd w:id="5"/>
       <w:r>
         <w:lastRenderedPageBreak/>
         <w:t xml:space="preserve">2 </w:t>
@@ -4343,8 +4323,8 @@
       <w:pPr>
         <w:pStyle w:val="2"/>
       </w:pPr>
-      <w:bookmarkStart w:id="7" w:name="_2.1_Создание_и"/>
-      <w:bookmarkEnd w:id="7"/>
+      <w:bookmarkStart w:id="6" w:name="_2.1_Создание_и"/>
+      <w:bookmarkEnd w:id="6"/>
       <w:r>
         <w:t>2.1 С</w:t>
       </w:r>
@@ -4354,25 +4334,7 @@
     </w:p>
     <w:p>
       <w:r>
-        <w:t xml:space="preserve">Для создания сервиса для воспроизведения музыки необходимо добавить файл в соответствующим содержимым в папку </w:t>
-      </w:r>
-      <w:r>
-        <w:rPr>
-          <w:lang w:val="en-US"/>
-        </w:rPr>
-        <w:t>resources</w:t>
-      </w:r>
-      <w:r>
-        <w:t>/</w:t>
-      </w:r>
-      <w:r>
-        <w:rPr>
-          <w:lang w:val="en-US"/>
-        </w:rPr>
-        <w:t>raw</w:t>
-      </w:r>
-      <w:r>
-        <w:t xml:space="preserve"> (рисунок 2.1.1).</w:t>
+        <w:t>Для создания сервиса необходимо описать его класс (рисунок 2.1.1)</w:t>
       </w:r>
     </w:p>
     <w:p>
@@ -4381,15 +4343,11 @@
         <w:jc w:val="center"/>
       </w:pPr>
       <w:r>
-        <w:rPr>
-          <w:noProof/>
-          <w:lang w:eastAsia="ru-RU"/>
-        </w:rPr>
         <w:drawing>
-          <wp:inline distT="0" distB="0" distL="0" distR="0" wp14:anchorId="34AAEE20" wp14:editId="1C7E219C">
-            <wp:extent cx="5135526" cy="1676745"/>
-            <wp:effectExtent l="0" t="0" r="8255" b="0"/>
-            <wp:docPr id="19" name="Рисунок 19"/>
+          <wp:inline distT="0" distB="0" distL="0" distR="0" wp14:anchorId="4E6B3B4B" wp14:editId="14541DCB">
+            <wp:extent cx="4451230" cy="1792857"/>
+            <wp:effectExtent l="0" t="0" r="6985" b="0"/>
+            <wp:docPr id="41" name="Рисунок 41"/>
             <wp:cNvGraphicFramePr>
               <a:graphicFrameLocks xmlns:a="http://schemas.openxmlformats.org/drawingml/2006/main" noChangeAspect="1"/>
             </wp:cNvGraphicFramePr>
@@ -4409,7 +4367,7 @@
                   <pic:spPr>
                     <a:xfrm>
                       <a:off x="0" y="0"/>
-                      <a:ext cx="5173255" cy="1689064"/>
+                      <a:ext cx="4462478" cy="1797388"/>
                     </a:xfrm>
                     <a:prstGeom prst="rect">
                       <a:avLst/>
@@ -4436,12 +4394,27 @@
         <w:t xml:space="preserve"> </w:t>
       </w:r>
       <w:r>
-        <w:t>Добавление звукового ресурса</w:t>
-      </w:r>
-    </w:p>
-    <w:p>
-      <w:r>
-        <w:t>Далее следует описание класса сервиса, которое включает в себя логику воспроизведения музыки: начало воспроизведение и его завершение</w:t>
+        <w:t>Описание класса сервиса</w:t>
+      </w:r>
+    </w:p>
+    <w:p>
+      <w:r>
+        <w:t xml:space="preserve">Далее следует описание </w:t>
+      </w:r>
+      <w:r>
+        <w:t>логики</w:t>
+      </w:r>
+      <w:r>
+        <w:t xml:space="preserve"> сервиса</w:t>
+      </w:r>
+      <w:r>
+        <w:t xml:space="preserve"> в выбранной </w:t>
+      </w:r>
+      <w:r>
+        <w:rPr>
+          <w:lang w:val="en-US"/>
+        </w:rPr>
+        <w:t>activity</w:t>
       </w:r>
       <w:r>
         <w:t xml:space="preserve"> (рисунок 2.1.2</w:t>
@@ -4460,14 +4433,13 @@
       </w:pPr>
       <w:r>
         <w:rPr>
-          <w:noProof/>
-          <w:lang w:eastAsia="ru-RU"/>
+          <w:lang w:val="en-US"/>
         </w:rPr>
         <w:drawing>
-          <wp:inline distT="0" distB="0" distL="0" distR="0" wp14:anchorId="2DDC2B4D" wp14:editId="7275E357">
-            <wp:extent cx="3062177" cy="3828734"/>
-            <wp:effectExtent l="0" t="0" r="5080" b="635"/>
-            <wp:docPr id="4" name="Рисунок 4"/>
+          <wp:inline distT="0" distB="0" distL="0" distR="0" wp14:anchorId="042CF80A" wp14:editId="40A1D01C">
+            <wp:extent cx="3993319" cy="2700068"/>
+            <wp:effectExtent l="0" t="0" r="7620" b="5080"/>
+            <wp:docPr id="42" name="Рисунок 42"/>
             <wp:cNvGraphicFramePr>
               <a:graphicFrameLocks xmlns:a="http://schemas.openxmlformats.org/drawingml/2006/main" noChangeAspect="1"/>
             </wp:cNvGraphicFramePr>
@@ -4487,7 +4459,7 @@
                   <pic:spPr>
                     <a:xfrm>
                       <a:off x="0" y="0"/>
-                      <a:ext cx="3075343" cy="3845196"/>
+                      <a:ext cx="4030728" cy="2725362"/>
                     </a:xfrm>
                     <a:prstGeom prst="rect">
                       <a:avLst/>
@@ -4519,74 +4491,23 @@
     </w:p>
     <w:p>
       <w:r>
-        <w:lastRenderedPageBreak/>
-        <w:t>Также необходимо определить запуск</w:t>
-      </w:r>
-      <w:r>
-        <w:t xml:space="preserve"> и окончание работы</w:t>
-      </w:r>
-      <w:r>
-        <w:t xml:space="preserve"> сервиса в выбранной </w:t>
-      </w:r>
-      <w:proofErr w:type="spellStart"/>
-      <w:r>
-        <w:rPr>
-          <w:lang w:val="en-US"/>
-        </w:rPr>
-        <w:t>activitiy</w:t>
-      </w:r>
-      <w:proofErr w:type="spellEnd"/>
-      <w:r>
-        <w:t xml:space="preserve"> (</w:t>
-      </w:r>
-      <w:proofErr w:type="spellStart"/>
-      <w:r>
-        <w:rPr>
-          <w:lang w:val="en-US"/>
-        </w:rPr>
-        <w:t>MainActivity</w:t>
-      </w:r>
-      <w:proofErr w:type="spellEnd"/>
-      <w:r>
-        <w:t>.</w:t>
-      </w:r>
-      <w:r>
-        <w:rPr>
-          <w:lang w:val="en-US"/>
-        </w:rPr>
-        <w:t>java</w:t>
-      </w:r>
-      <w:r>
-        <w:t>)</w:t>
-      </w:r>
-      <w:r>
-        <w:t xml:space="preserve"> (</w:t>
-      </w:r>
-      <w:r>
-        <w:t>рисунок 2.1.3</w:t>
-      </w:r>
-      <w:r>
-        <w:t>).</w:t>
+        <w:t xml:space="preserve">Также необходимо определить </w:t>
+      </w:r>
+      <w:r>
+        <w:t>сервис в манифесте приложения (рисунок 2.1.3)</w:t>
       </w:r>
     </w:p>
     <w:p>
       <w:pPr>
         <w:ind w:firstLine="0"/>
         <w:jc w:val="center"/>
-        <w:rPr>
-          <w:lang w:val="en-US"/>
-        </w:rPr>
-      </w:pPr>
-      <w:r>
-        <w:rPr>
-          <w:noProof/>
-          <w:lang w:eastAsia="ru-RU"/>
-        </w:rPr>
+      </w:pPr>
+      <w:r>
         <w:drawing>
-          <wp:inline distT="0" distB="0" distL="0" distR="0" wp14:anchorId="2F9F6D8D" wp14:editId="123A9843">
-            <wp:extent cx="5273749" cy="4093666"/>
-            <wp:effectExtent l="0" t="0" r="3175" b="2540"/>
-            <wp:docPr id="16" name="Рисунок 16"/>
+          <wp:inline distT="0" distB="0" distL="0" distR="0" wp14:anchorId="142D75C8" wp14:editId="532DBE22">
+            <wp:extent cx="2867425" cy="962159"/>
+            <wp:effectExtent l="0" t="0" r="9525" b="9525"/>
+            <wp:docPr id="43" name="Рисунок 43"/>
             <wp:cNvGraphicFramePr>
               <a:graphicFrameLocks xmlns:a="http://schemas.openxmlformats.org/drawingml/2006/main" noChangeAspect="1"/>
             </wp:cNvGraphicFramePr>
@@ -4606,7 +4527,7 @@
                   <pic:spPr>
                     <a:xfrm>
                       <a:off x="0" y="0"/>
-                      <a:ext cx="5276948" cy="4096149"/>
+                      <a:ext cx="2867425" cy="962159"/>
                     </a:xfrm>
                     <a:prstGeom prst="rect">
                       <a:avLst/>
@@ -4624,42 +4545,164 @@
         <w:pStyle w:val="4"/>
       </w:pPr>
       <w:r>
-        <w:t>Рисунок 2.1.3</w:t>
-      </w:r>
-      <w:r>
-        <w:t xml:space="preserve"> </w:t>
-      </w:r>
-      <w:r>
-        <w:t>–</w:t>
-      </w:r>
-      <w:r>
-        <w:t xml:space="preserve"> </w:t>
-      </w:r>
-      <w:r>
-        <w:t xml:space="preserve">Описание </w:t>
-      </w:r>
-      <w:r>
-        <w:t xml:space="preserve">логики </w:t>
-      </w:r>
-      <w:r>
-        <w:t xml:space="preserve">сервиса воспроизведения музыки в </w:t>
-      </w:r>
-      <w:r>
-        <w:rPr>
-          <w:lang w:val="en-US"/>
-        </w:rPr>
-        <w:t>activity</w:t>
-      </w:r>
-      <w:r>
-        <w:t xml:space="preserve"> </w:t>
-      </w:r>
-    </w:p>
-    <w:p>
-      <w:r>
-        <w:t>При запуске приложения будет зациклено воспроизводиться звуковой файл</w:t>
-      </w:r>
-      <w:r>
-        <w:t>.</w:t>
+        <w:t>Рисунок 2.1.3 – Определение сервиса в манифесте приложения</w:t>
+      </w:r>
+    </w:p>
+    <w:p>
+      <w:r>
+        <w:rPr>
+          <w:noProof/>
+          <w:lang w:eastAsia="ru-RU"/>
+        </w:rPr>
+        <w:lastRenderedPageBreak/>
+        <w:t>Убедимся в корректности отработки сервиса (</w:t>
+      </w:r>
+      <w:r>
+        <w:rPr>
+          <w:noProof/>
+          <w:lang w:eastAsia="ru-RU"/>
+        </w:rPr>
+        <w:t>рисунки</w:t>
+      </w:r>
+      <w:r>
+        <w:rPr>
+          <w:noProof/>
+          <w:lang w:eastAsia="ru-RU"/>
+        </w:rPr>
+        <w:t xml:space="preserve"> 2.1.4</w:t>
+      </w:r>
+      <w:r>
+        <w:rPr>
+          <w:noProof/>
+          <w:lang w:eastAsia="ru-RU"/>
+        </w:rPr>
+        <w:t>-2.1.5</w:t>
+      </w:r>
+      <w:r>
+        <w:rPr>
+          <w:noProof/>
+          <w:lang w:eastAsia="ru-RU"/>
+        </w:rPr>
+        <w:t>).</w:t>
+      </w:r>
+    </w:p>
+    <w:p>
+      <w:pPr>
+        <w:ind w:firstLine="0"/>
+        <w:jc w:val="center"/>
+      </w:pPr>
+      <w:bookmarkStart w:id="7" w:name="_GoBack"/>
+      <w:r>
+        <w:drawing>
+          <wp:inline distT="0" distB="0" distL="0" distR="0" wp14:anchorId="1ED317B1" wp14:editId="40F937E5">
+            <wp:extent cx="1627493" cy="2812212"/>
+            <wp:effectExtent l="0" t="0" r="0" b="7620"/>
+            <wp:docPr id="39" name="Рисунок 39"/>
+            <wp:cNvGraphicFramePr>
+              <a:graphicFrameLocks xmlns:a="http://schemas.openxmlformats.org/drawingml/2006/main" noChangeAspect="1"/>
+            </wp:cNvGraphicFramePr>
+            <a:graphic xmlns:a="http://schemas.openxmlformats.org/drawingml/2006/main">
+              <a:graphicData uri="http://schemas.openxmlformats.org/drawingml/2006/picture">
+                <pic:pic xmlns:pic="http://schemas.openxmlformats.org/drawingml/2006/picture">
+                  <pic:nvPicPr>
+                    <pic:cNvPr id="1" name=""/>
+                    <pic:cNvPicPr/>
+                  </pic:nvPicPr>
+                  <pic:blipFill>
+                    <a:blip r:embed="rId30"/>
+                    <a:stretch>
+                      <a:fillRect/>
+                    </a:stretch>
+                  </pic:blipFill>
+                  <pic:spPr>
+                    <a:xfrm>
+                      <a:off x="0" y="0"/>
+                      <a:ext cx="1660695" cy="2869583"/>
+                    </a:xfrm>
+                    <a:prstGeom prst="rect">
+                      <a:avLst/>
+                    </a:prstGeom>
+                  </pic:spPr>
+                </pic:pic>
+              </a:graphicData>
+            </a:graphic>
+          </wp:inline>
+        </w:drawing>
+      </w:r>
+      <w:bookmarkEnd w:id="7"/>
+    </w:p>
+    <w:p>
+      <w:pPr>
+        <w:pStyle w:val="4"/>
+      </w:pPr>
+      <w:r>
+        <w:t xml:space="preserve">Рисунок 2.1.4 – Часть 1 </w:t>
+      </w:r>
+      <w:r>
+        <w:t>отображения</w:t>
+      </w:r>
+      <w:r>
+        <w:t xml:space="preserve"> итогового вида приложения</w:t>
+      </w:r>
+    </w:p>
+    <w:p>
+      <w:pPr>
+        <w:ind w:firstLine="0"/>
+        <w:jc w:val="center"/>
+      </w:pPr>
+      <w:r>
+        <w:drawing>
+          <wp:inline distT="0" distB="0" distL="0" distR="0" wp14:anchorId="1992E724" wp14:editId="11DCF965">
+            <wp:extent cx="1802920" cy="3180980"/>
+            <wp:effectExtent l="0" t="0" r="6985" b="635"/>
+            <wp:docPr id="40" name="Рисунок 40"/>
+            <wp:cNvGraphicFramePr>
+              <a:graphicFrameLocks xmlns:a="http://schemas.openxmlformats.org/drawingml/2006/main" noChangeAspect="1"/>
+            </wp:cNvGraphicFramePr>
+            <a:graphic xmlns:a="http://schemas.openxmlformats.org/drawingml/2006/main">
+              <a:graphicData uri="http://schemas.openxmlformats.org/drawingml/2006/picture">
+                <pic:pic xmlns:pic="http://schemas.openxmlformats.org/drawingml/2006/picture">
+                  <pic:nvPicPr>
+                    <pic:cNvPr id="1" name=""/>
+                    <pic:cNvPicPr/>
+                  </pic:nvPicPr>
+                  <pic:blipFill>
+                    <a:blip r:embed="rId31"/>
+                    <a:stretch>
+                      <a:fillRect/>
+                    </a:stretch>
+                  </pic:blipFill>
+                  <pic:spPr>
+                    <a:xfrm>
+                      <a:off x="0" y="0"/>
+                      <a:ext cx="1850183" cy="3264369"/>
+                    </a:xfrm>
+                    <a:prstGeom prst="rect">
+                      <a:avLst/>
+                    </a:prstGeom>
+                  </pic:spPr>
+                </pic:pic>
+              </a:graphicData>
+            </a:graphic>
+          </wp:inline>
+        </w:drawing>
+      </w:r>
+    </w:p>
+    <w:p>
+      <w:pPr>
+        <w:pStyle w:val="4"/>
+      </w:pPr>
+      <w:r>
+        <w:t>Рисунок 2.1.5</w:t>
+      </w:r>
+      <w:r>
+        <w:t xml:space="preserve"> – Часть 1 </w:t>
+      </w:r>
+      <w:r>
+        <w:t>отображения</w:t>
+      </w:r>
+      <w:r>
+        <w:t xml:space="preserve"> итогового вида приложения</w:t>
       </w:r>
     </w:p>
     <w:p>
@@ -4679,9 +4722,9 @@
       <w:pPr>
         <w:pStyle w:val="3"/>
       </w:pPr>
-      <w:bookmarkStart w:id="9" w:name="editText192"/>
-      <w:bookmarkStart w:id="10" w:name="_2.2.1_AlertDialog"/>
-      <w:bookmarkEnd w:id="10"/>
+      <w:bookmarkStart w:id="9" w:name="_2.2.1_AlertDialog"/>
+      <w:bookmarkStart w:id="10" w:name="editText192"/>
+      <w:bookmarkEnd w:id="9"/>
       <w:r>
         <w:t>2</w:t>
       </w:r>
@@ -4714,7 +4757,7 @@
         <w:t>).</w:t>
       </w:r>
     </w:p>
-    <w:bookmarkEnd w:id="9"/>
+    <w:bookmarkEnd w:id="10"/>
     <w:p>
       <w:pPr>
         <w:ind w:firstLine="0"/>
@@ -4742,8 +4785,8 @@
             <v:path o:extrusionok="f" gradientshapeok="t" o:connecttype="rect"/>
             <o:lock v:ext="edit" aspectratio="t"/>
           </v:shapetype>
-          <v:shape id="_x0000_i1025" type="#_x0000_t75" style="width:428.3pt;height:631.85pt">
-            <v:imagedata r:id="rId30" o:title="dialogFragment"/>
+          <v:shape id="_x0000_i1025" type="#_x0000_t75" style="width:427.9pt;height:632.4pt">
+            <v:imagedata r:id="rId32" o:title="dialogFragment"/>
           </v:shape>
         </w:pict>
       </w:r>
@@ -4799,8 +4842,8 @@
       <w:r>
         <w:lastRenderedPageBreak/>
         <w:pict>
-          <v:shape id="_x0000_i1026" type="#_x0000_t75" style="width:320.3pt;height:341.4pt">
-            <v:imagedata r:id="rId31" o:title="dialogFragment1"/>
+          <v:shape id="_x0000_i1026" type="#_x0000_t75" style="width:320.6pt;height:341.65pt">
+            <v:imagedata r:id="rId33" o:title="dialogFragment1"/>
           </v:shape>
         </w:pict>
       </w:r>
@@ -4906,284 +4949,6 @@
             <wp:extent cx="4763386" cy="2718259"/>
             <wp:effectExtent l="0" t="0" r="0" b="6350"/>
             <wp:docPr id="15" name="Рисунок 15"/>
-            <wp:cNvGraphicFramePr>
-              <a:graphicFrameLocks xmlns:a="http://schemas.openxmlformats.org/drawingml/2006/main" noChangeAspect="1"/>
-            </wp:cNvGraphicFramePr>
-            <a:graphic xmlns:a="http://schemas.openxmlformats.org/drawingml/2006/main">
-              <a:graphicData uri="http://schemas.openxmlformats.org/drawingml/2006/picture">
-                <pic:pic xmlns:pic="http://schemas.openxmlformats.org/drawingml/2006/picture">
-                  <pic:nvPicPr>
-                    <pic:cNvPr id="1" name=""/>
-                    <pic:cNvPicPr/>
-                  </pic:nvPicPr>
-                  <pic:blipFill>
-                    <a:blip r:embed="rId32"/>
-                    <a:stretch>
-                      <a:fillRect/>
-                    </a:stretch>
-                  </pic:blipFill>
-                  <pic:spPr>
-                    <a:xfrm>
-                      <a:off x="0" y="0"/>
-                      <a:ext cx="4776030" cy="2725474"/>
-                    </a:xfrm>
-                    <a:prstGeom prst="rect">
-                      <a:avLst/>
-                    </a:prstGeom>
-                  </pic:spPr>
-                </pic:pic>
-              </a:graphicData>
-            </a:graphic>
-          </wp:inline>
-        </w:drawing>
-      </w:r>
-    </w:p>
-    <w:p>
-      <w:pPr>
-        <w:pStyle w:val="4"/>
-      </w:pPr>
-      <w:r>
-        <w:t xml:space="preserve">Рисунок </w:t>
-      </w:r>
-      <w:r>
-        <w:t>2.</w:t>
-      </w:r>
-      <w:r>
-        <w:t>2</w:t>
-      </w:r>
-      <w:r>
-        <w:t>.1.3</w:t>
-      </w:r>
-      <w:r>
-        <w:t xml:space="preserve"> – Описание логики диалогового окна </w:t>
-      </w:r>
-      <w:proofErr w:type="spellStart"/>
-      <w:r>
-        <w:rPr>
-          <w:lang w:val="en-US"/>
-        </w:rPr>
-        <w:t>AlertDialog</w:t>
-      </w:r>
-      <w:proofErr w:type="spellEnd"/>
-    </w:p>
-    <w:p>
-      <w:r>
-        <w:lastRenderedPageBreak/>
-        <w:t>На рисунке 2.2.1.3 описан</w:t>
-      </w:r>
-      <w:r>
-        <w:t xml:space="preserve"> функционал диалогового окна класса </w:t>
-      </w:r>
-      <w:proofErr w:type="spellStart"/>
-      <w:r>
-        <w:rPr>
-          <w:lang w:val="en-US"/>
-        </w:rPr>
-        <w:t>AlertDialog</w:t>
-      </w:r>
-      <w:proofErr w:type="spellEnd"/>
-      <w:r>
-        <w:t>.</w:t>
-      </w:r>
-    </w:p>
-    <w:p>
-      <w:pPr>
-        <w:pStyle w:val="3"/>
-      </w:pPr>
-      <w:bookmarkStart w:id="11" w:name="_2.2.2_DatePickerDialog"/>
-      <w:bookmarkEnd w:id="11"/>
-      <w:r>
-        <w:t>2.2.</w:t>
-      </w:r>
-      <w:r>
-        <w:t>2</w:t>
-      </w:r>
-      <w:r>
-        <w:t xml:space="preserve"> </w:t>
-      </w:r>
-      <w:proofErr w:type="spellStart"/>
-      <w:r>
-        <w:rPr>
-          <w:lang w:val="en-US"/>
-        </w:rPr>
-        <w:t>DatePickerDialog</w:t>
-      </w:r>
-      <w:proofErr w:type="spellEnd"/>
-    </w:p>
-    <w:p>
-      <w:r>
-        <w:t xml:space="preserve">Опишем создание диалогового окна класса </w:t>
-      </w:r>
-      <w:proofErr w:type="spellStart"/>
-      <w:r>
-        <w:rPr>
-          <w:lang w:val="en-US"/>
-        </w:rPr>
-        <w:t>DataPickerDialog</w:t>
-      </w:r>
-      <w:proofErr w:type="spellEnd"/>
-      <w:r>
-        <w:t xml:space="preserve"> (</w:t>
-      </w:r>
-      <w:r>
-        <w:t>рисунок 2.2.2.1</w:t>
-      </w:r>
-      <w:r>
-        <w:t>).</w:t>
-      </w:r>
-    </w:p>
-    <w:p>
-      <w:pPr>
-        <w:ind w:firstLine="0"/>
-        <w:jc w:val="center"/>
-      </w:pPr>
-      <w:r>
-        <w:rPr>
-          <w:noProof/>
-          <w:lang w:eastAsia="ru-RU"/>
-        </w:rPr>
-        <w:drawing>
-          <wp:inline distT="0" distB="0" distL="0" distR="0" wp14:anchorId="76E02B57" wp14:editId="10EB9C4C">
-            <wp:extent cx="3774558" cy="2157307"/>
-            <wp:effectExtent l="0" t="0" r="0" b="0"/>
-            <wp:docPr id="20" name="Рисунок 20"/>
-            <wp:cNvGraphicFramePr>
-              <a:graphicFrameLocks xmlns:a="http://schemas.openxmlformats.org/drawingml/2006/main" noChangeAspect="1"/>
-            </wp:cNvGraphicFramePr>
-            <a:graphic xmlns:a="http://schemas.openxmlformats.org/drawingml/2006/main">
-              <a:graphicData uri="http://schemas.openxmlformats.org/drawingml/2006/picture">
-                <pic:pic xmlns:pic="http://schemas.openxmlformats.org/drawingml/2006/picture">
-                  <pic:nvPicPr>
-                    <pic:cNvPr id="1" name=""/>
-                    <pic:cNvPicPr/>
-                  </pic:nvPicPr>
-                  <pic:blipFill>
-                    <a:blip r:embed="rId33"/>
-                    <a:stretch>
-                      <a:fillRect/>
-                    </a:stretch>
-                  </pic:blipFill>
-                  <pic:spPr>
-                    <a:xfrm>
-                      <a:off x="0" y="0"/>
-                      <a:ext cx="3819284" cy="2182870"/>
-                    </a:xfrm>
-                    <a:prstGeom prst="rect">
-                      <a:avLst/>
-                    </a:prstGeom>
-                  </pic:spPr>
-                </pic:pic>
-              </a:graphicData>
-            </a:graphic>
-          </wp:inline>
-        </w:drawing>
-      </w:r>
-    </w:p>
-    <w:p>
-      <w:pPr>
-        <w:pStyle w:val="4"/>
-      </w:pPr>
-      <w:r>
-        <w:t>Рисунок 2.2.2.1</w:t>
-      </w:r>
-      <w:r>
-        <w:t xml:space="preserve"> – Описание </w:t>
-      </w:r>
-      <w:r>
-        <w:t xml:space="preserve">логики диалогового окна класса </w:t>
-      </w:r>
-      <w:proofErr w:type="spellStart"/>
-      <w:r>
-        <w:rPr>
-          <w:lang w:val="en-US"/>
-        </w:rPr>
-        <w:t>DataPickerDialog</w:t>
-      </w:r>
-      <w:proofErr w:type="spellEnd"/>
-    </w:p>
-    <w:p>
-      <w:r>
-        <w:t xml:space="preserve">На рисунке 2.2.2.1 отображён процесс сохранения даты, введённой пользователем, а также её отображение на </w:t>
-      </w:r>
-      <w:proofErr w:type="spellStart"/>
-      <w:r>
-        <w:rPr>
-          <w:lang w:val="en-US"/>
-        </w:rPr>
-        <w:t>TextView</w:t>
-      </w:r>
-      <w:proofErr w:type="spellEnd"/>
-      <w:r>
-        <w:t xml:space="preserve"> </w:t>
-      </w:r>
-      <w:r>
-        <w:t>соответственного фрагмента</w:t>
-      </w:r>
-      <w:r>
-        <w:t>.</w:t>
-      </w:r>
-    </w:p>
-    <w:p>
-      <w:pPr>
-        <w:pStyle w:val="3"/>
-      </w:pPr>
-      <w:bookmarkStart w:id="12" w:name="_2.2.3_TimePickerDialog"/>
-      <w:bookmarkEnd w:id="12"/>
-      <w:r>
-        <w:t xml:space="preserve">2.2.3 </w:t>
-      </w:r>
-      <w:proofErr w:type="spellStart"/>
-      <w:r>
-        <w:rPr>
-          <w:lang w:val="en-US"/>
-        </w:rPr>
-        <w:t>TimePickerDialog</w:t>
-      </w:r>
-      <w:proofErr w:type="spellEnd"/>
-    </w:p>
-    <w:p>
-      <w:r>
-        <w:t xml:space="preserve">Опишем создание диалогового окна класса </w:t>
-      </w:r>
-      <w:proofErr w:type="spellStart"/>
-      <w:r>
-        <w:rPr>
-          <w:lang w:val="en-US"/>
-        </w:rPr>
-        <w:t>Time</w:t>
-      </w:r>
-      <w:r>
-        <w:rPr>
-          <w:lang w:val="en-US"/>
-        </w:rPr>
-        <w:t>PickerDialog</w:t>
-      </w:r>
-      <w:proofErr w:type="spellEnd"/>
-      <w:r>
-        <w:t xml:space="preserve"> (</w:t>
-      </w:r>
-      <w:r>
-        <w:t>рисунок 2.2.3.1</w:t>
-      </w:r>
-      <w:r>
-        <w:t>).</w:t>
-      </w:r>
-    </w:p>
-    <w:p>
-      <w:pPr>
-        <w:ind w:firstLine="0"/>
-        <w:jc w:val="center"/>
-      </w:pPr>
-      <w:r>
-        <w:rPr>
-          <w:noProof/>
-          <w:lang w:eastAsia="ru-RU"/>
-        </w:rPr>
-        <w:drawing>
-          <wp:inline distT="0" distB="0" distL="0" distR="0" wp14:anchorId="39D7D478" wp14:editId="27FED6AA">
-            <wp:extent cx="3848986" cy="2162509"/>
-            <wp:effectExtent l="0" t="0" r="0" b="9525"/>
-            <wp:docPr id="21" name="Рисунок 21"/>
             <wp:cNvGraphicFramePr>
               <a:graphicFrameLocks xmlns:a="http://schemas.openxmlformats.org/drawingml/2006/main" noChangeAspect="1"/>
             </wp:cNvGraphicFramePr>
@@ -5203,7 +4968,7 @@
                   <pic:spPr>
                     <a:xfrm>
                       <a:off x="0" y="0"/>
-                      <a:ext cx="3888368" cy="2184635"/>
+                      <a:ext cx="4776030" cy="2725474"/>
                     </a:xfrm>
                     <a:prstGeom prst="rect">
                       <a:avLst/>
@@ -5221,124 +4986,93 @@
         <w:pStyle w:val="4"/>
       </w:pPr>
       <w:r>
-        <w:t xml:space="preserve">Рисунок 2.2.3.1 - Описание логики диалогового окна класса </w:t>
-      </w:r>
-      <w:proofErr w:type="spellStart"/>
-      <w:r>
-        <w:rPr>
-          <w:lang w:val="en-US"/>
-        </w:rPr>
-        <w:t>TimePickerDialog</w:t>
+        <w:t xml:space="preserve">Рисунок </w:t>
+      </w:r>
+      <w:r>
+        <w:t>2.</w:t>
+      </w:r>
+      <w:r>
+        <w:t>2</w:t>
+      </w:r>
+      <w:r>
+        <w:t>.1.3</w:t>
+      </w:r>
+      <w:r>
+        <w:t xml:space="preserve"> – Описание логики диалогового окна </w:t>
+      </w:r>
+      <w:proofErr w:type="spellStart"/>
+      <w:r>
+        <w:rPr>
+          <w:lang w:val="en-US"/>
+        </w:rPr>
+        <w:t>AlertDialog</w:t>
       </w:r>
       <w:proofErr w:type="spellEnd"/>
     </w:p>
     <w:p>
       <w:r>
         <w:lastRenderedPageBreak/>
-        <w:t>На рисунке 2.2.3.1 отображён процесс</w:t>
+        <w:t>На рисунке 2.2.1.3 описан</w:t>
+      </w:r>
+      <w:r>
+        <w:t xml:space="preserve"> функционал диалогового окна класса </w:t>
+      </w:r>
+      <w:proofErr w:type="spellStart"/>
+      <w:r>
+        <w:rPr>
+          <w:lang w:val="en-US"/>
+        </w:rPr>
+        <w:t>AlertDialog</w:t>
+      </w:r>
+      <w:proofErr w:type="spellEnd"/>
+      <w:r>
+        <w:t>.</w:t>
+      </w:r>
+    </w:p>
+    <w:p>
+      <w:pPr>
+        <w:pStyle w:val="3"/>
+      </w:pPr>
+      <w:bookmarkStart w:id="11" w:name="_2.2.2_DatePickerDialog"/>
+      <w:bookmarkEnd w:id="11"/>
+      <w:r>
+        <w:t>2.2.</w:t>
+      </w:r>
+      <w:r>
+        <w:t>2</w:t>
       </w:r>
       <w:r>
         <w:t xml:space="preserve"> </w:t>
       </w:r>
-      <w:r>
-        <w:t>сохранения времени, введённого пользователем,</w:t>
-      </w:r>
-      <w:r>
-        <w:t xml:space="preserve"> которое сохраняется в формате </w:t>
-      </w:r>
-      <w:r>
-        <w:t>“</w:t>
-      </w:r>
-      <w:proofErr w:type="spellStart"/>
-      <w:proofErr w:type="gramStart"/>
-      <w:r>
-        <w:rPr>
-          <w:lang w:val="en-US"/>
-        </w:rPr>
-        <w:t>hh</w:t>
-      </w:r>
-      <w:proofErr w:type="spellEnd"/>
-      <w:r>
-        <w:t>:</w:t>
-      </w:r>
-      <w:r>
-        <w:rPr>
-          <w:lang w:val="en-US"/>
-        </w:rPr>
-        <w:t>mm</w:t>
-      </w:r>
-      <w:proofErr w:type="gramEnd"/>
-      <w:r>
-        <w:t>”</w:t>
-      </w:r>
-      <w:r>
-        <w:t xml:space="preserve">, а также </w:t>
-      </w:r>
-      <w:r>
-        <w:t xml:space="preserve"> отображение </w:t>
-      </w:r>
-      <w:r>
-        <w:t xml:space="preserve">времени </w:t>
-      </w:r>
-      <w:r>
-        <w:t xml:space="preserve">на </w:t>
-      </w:r>
-      <w:proofErr w:type="spellStart"/>
-      <w:r>
-        <w:rPr>
-          <w:lang w:val="en-US"/>
-        </w:rPr>
-        <w:t>TextView</w:t>
-      </w:r>
-      <w:proofErr w:type="spellEnd"/>
-      <w:r>
-        <w:t xml:space="preserve"> </w:t>
-      </w:r>
-      <w:r>
-        <w:t>соответственного фрагмента</w:t>
-      </w:r>
-      <w:r>
-        <w:t>.</w:t>
-      </w:r>
-    </w:p>
-    <w:p>
-      <w:pPr>
-        <w:pStyle w:val="3"/>
-      </w:pPr>
-      <w:bookmarkStart w:id="13" w:name="_2.2.4_Custom_Dialog"/>
-      <w:bookmarkEnd w:id="13"/>
-      <w:r>
-        <w:t xml:space="preserve">2.2.4 </w:t>
-      </w:r>
-      <w:proofErr w:type="spellStart"/>
-      <w:r>
-        <w:t>Custom</w:t>
-      </w:r>
-      <w:proofErr w:type="spellEnd"/>
-      <w:r>
-        <w:t xml:space="preserve"> </w:t>
-      </w:r>
-      <w:proofErr w:type="spellStart"/>
-      <w:r>
-        <w:t>Dialog</w:t>
-      </w:r>
-      <w:proofErr w:type="spellEnd"/>
-    </w:p>
-    <w:p>
-      <w:r>
-        <w:t>Для создания данного диалогового окна необходимо предварительно описать его файл разметки</w:t>
-      </w:r>
+      <w:proofErr w:type="spellStart"/>
+      <w:r>
+        <w:rPr>
+          <w:lang w:val="en-US"/>
+        </w:rPr>
+        <w:t>DatePickerDialog</w:t>
+      </w:r>
+      <w:proofErr w:type="spellEnd"/>
+    </w:p>
+    <w:p>
+      <w:r>
+        <w:t xml:space="preserve">Опишем создание диалогового окна класса </w:t>
+      </w:r>
+      <w:proofErr w:type="spellStart"/>
+      <w:r>
+        <w:rPr>
+          <w:lang w:val="en-US"/>
+        </w:rPr>
+        <w:t>DataPickerDialog</w:t>
+      </w:r>
+      <w:proofErr w:type="spellEnd"/>
       <w:r>
         <w:t xml:space="preserve"> (</w:t>
       </w:r>
       <w:r>
-        <w:t>рисунок 2.2.4.1</w:t>
-      </w:r>
-      <w:r>
-        <w:t>)</w:t>
-      </w:r>
-      <w:r>
-        <w:t>.</w:t>
+        <w:t>рисунок 2.2.2.1</w:t>
+      </w:r>
+      <w:r>
+        <w:t>).</w:t>
       </w:r>
     </w:p>
     <w:p>
@@ -5352,10 +5086,10 @@
           <w:lang w:eastAsia="ru-RU"/>
         </w:rPr>
         <w:drawing>
-          <wp:inline distT="0" distB="0" distL="0" distR="0" wp14:anchorId="767DEDC7" wp14:editId="5817EA12">
-            <wp:extent cx="5760720" cy="4692650"/>
+          <wp:inline distT="0" distB="0" distL="0" distR="0" wp14:anchorId="76E02B57" wp14:editId="10EB9C4C">
+            <wp:extent cx="3774558" cy="2157307"/>
             <wp:effectExtent l="0" t="0" r="0" b="0"/>
-            <wp:docPr id="23" name="Рисунок 23"/>
+            <wp:docPr id="20" name="Рисунок 20"/>
             <wp:cNvGraphicFramePr>
               <a:graphicFrameLocks xmlns:a="http://schemas.openxmlformats.org/drawingml/2006/main" noChangeAspect="1"/>
             </wp:cNvGraphicFramePr>
@@ -5375,7 +5109,7 @@
                   <pic:spPr>
                     <a:xfrm>
                       <a:off x="0" y="0"/>
-                      <a:ext cx="5760720" cy="4692650"/>
+                      <a:ext cx="3819284" cy="2182870"/>
                     </a:xfrm>
                     <a:prstGeom prst="rect">
                       <a:avLst/>
@@ -5393,108 +5127,86 @@
         <w:pStyle w:val="4"/>
       </w:pPr>
       <w:r>
-        <w:t xml:space="preserve">Рисунок 2.2.4.1 </w:t>
-      </w:r>
-      <w:r>
-        <w:t>–</w:t>
-      </w:r>
+        <w:t>Рисунок 2.2.2.1</w:t>
+      </w:r>
+      <w:r>
+        <w:t xml:space="preserve"> – Описание </w:t>
+      </w:r>
+      <w:r>
+        <w:t xml:space="preserve">логики диалогового окна класса </w:t>
+      </w:r>
+      <w:proofErr w:type="spellStart"/>
+      <w:r>
+        <w:rPr>
+          <w:lang w:val="en-US"/>
+        </w:rPr>
+        <w:t>DataPickerDialog</w:t>
+      </w:r>
+      <w:proofErr w:type="spellEnd"/>
+    </w:p>
+    <w:p>
+      <w:r>
+        <w:t xml:space="preserve">На рисунке 2.2.2.1 отображён процесс сохранения даты, введённой пользователем, а также её отображение на </w:t>
+      </w:r>
+      <w:proofErr w:type="spellStart"/>
+      <w:r>
+        <w:rPr>
+          <w:lang w:val="en-US"/>
+        </w:rPr>
+        <w:t>TextView</w:t>
+      </w:r>
+      <w:proofErr w:type="spellEnd"/>
       <w:r>
         <w:t xml:space="preserve"> </w:t>
       </w:r>
       <w:r>
-        <w:t xml:space="preserve">Кодовый и графический вид файла разметки </w:t>
-      </w:r>
-      <w:r>
-        <w:rPr>
-          <w:lang w:val="en-US"/>
-        </w:rPr>
-        <w:t>custom</w:t>
-      </w:r>
-      <w:r>
-        <w:t>_</w:t>
-      </w:r>
-      <w:r>
-        <w:rPr>
-          <w:lang w:val="en-US"/>
-        </w:rPr>
-        <w:t>dialog</w:t>
+        <w:t>соответственного фрагмента</w:t>
       </w:r>
       <w:r>
         <w:t>.</w:t>
       </w:r>
-      <w:r>
-        <w:rPr>
-          <w:lang w:val="en-US"/>
-        </w:rPr>
-        <w:t>xml</w:t>
-      </w:r>
-    </w:p>
-    <w:p>
-      <w:r>
-        <w:t>На рисунке 2.2.4.1 представлены элементы интерфейса, появляющиеся в пользовательском диалоговом окне</w:t>
-      </w:r>
-      <w:r>
-        <w:t xml:space="preserve">: </w:t>
-      </w:r>
-      <w:proofErr w:type="spellStart"/>
-      <w:r>
-        <w:rPr>
-          <w:lang w:val="en-US"/>
-        </w:rPr>
-        <w:t>TextView</w:t>
-      </w:r>
-      <w:proofErr w:type="spellEnd"/>
-      <w:r>
-        <w:t xml:space="preserve"> (для отображения запроса)</w:t>
-      </w:r>
-      <w:r>
-        <w:t xml:space="preserve">, </w:t>
-      </w:r>
-      <w:proofErr w:type="spellStart"/>
-      <w:r>
-        <w:rPr>
-          <w:lang w:val="en-US"/>
-        </w:rPr>
-        <w:t>EditText</w:t>
-      </w:r>
-      <w:proofErr w:type="spellEnd"/>
-      <w:r>
-        <w:t xml:space="preserve"> (для ввода запрашиваемых данных)</w:t>
-      </w:r>
-      <w:r>
-        <w:t xml:space="preserve">, </w:t>
-      </w:r>
-      <w:r>
-        <w:rPr>
-          <w:lang w:val="en-US"/>
-        </w:rPr>
-        <w:t>Button</w:t>
-      </w:r>
-      <w:r>
-        <w:t xml:space="preserve"> (для подтверждения введённых данных)</w:t>
-      </w:r>
-      <w:r>
-        <w:t>.</w:t>
-      </w:r>
+    </w:p>
+    <w:p>
+      <w:pPr>
+        <w:pStyle w:val="3"/>
+      </w:pPr>
+      <w:bookmarkStart w:id="12" w:name="_2.2.3_TimePickerDialog"/>
+      <w:bookmarkEnd w:id="12"/>
+      <w:r>
+        <w:t xml:space="preserve">2.2.3 </w:t>
+      </w:r>
+      <w:proofErr w:type="spellStart"/>
+      <w:r>
+        <w:rPr>
+          <w:lang w:val="en-US"/>
+        </w:rPr>
+        <w:t>TimePickerDialog</w:t>
+      </w:r>
+      <w:proofErr w:type="spellEnd"/>
     </w:p>
     <w:p>
       <w:r>
         <w:t xml:space="preserve">Опишем создание диалогового окна класса </w:t>
       </w:r>
-      <w:r>
-        <w:rPr>
-          <w:lang w:val="en-US"/>
-        </w:rPr>
-        <w:t>Dialog</w:t>
-      </w:r>
+      <w:proofErr w:type="spellStart"/>
+      <w:r>
+        <w:rPr>
+          <w:lang w:val="en-US"/>
+        </w:rPr>
+        <w:t>Time</w:t>
+      </w:r>
+      <w:r>
+        <w:rPr>
+          <w:lang w:val="en-US"/>
+        </w:rPr>
+        <w:t>PickerDialog</w:t>
+      </w:r>
+      <w:proofErr w:type="spellEnd"/>
       <w:r>
         <w:t xml:space="preserve"> (</w:t>
       </w:r>
       <w:r>
-        <w:t>рисунок 2.2.4</w:t>
-      </w:r>
-      <w:r>
-        <w:t>.2</w:t>
+        <w:t>рисунок 2.2.3.1</w:t>
       </w:r>
       <w:r>
         <w:t>).</w:t>
@@ -5510,12 +5222,11 @@
           <w:noProof/>
           <w:lang w:eastAsia="ru-RU"/>
         </w:rPr>
-        <w:lastRenderedPageBreak/>
         <w:drawing>
-          <wp:inline distT="0" distB="0" distL="0" distR="0" wp14:anchorId="287B9B44" wp14:editId="29005AAB">
-            <wp:extent cx="5109792" cy="3138985"/>
-            <wp:effectExtent l="0" t="0" r="0" b="4445"/>
-            <wp:docPr id="24" name="Рисунок 24"/>
+          <wp:inline distT="0" distB="0" distL="0" distR="0" wp14:anchorId="39D7D478" wp14:editId="27FED6AA">
+            <wp:extent cx="3848986" cy="2162509"/>
+            <wp:effectExtent l="0" t="0" r="0" b="9525"/>
+            <wp:docPr id="21" name="Рисунок 21"/>
             <wp:cNvGraphicFramePr>
               <a:graphicFrameLocks xmlns:a="http://schemas.openxmlformats.org/drawingml/2006/main" noChangeAspect="1"/>
             </wp:cNvGraphicFramePr>
@@ -5535,7 +5246,7 @@
                   <pic:spPr>
                     <a:xfrm>
                       <a:off x="0" y="0"/>
-                      <a:ext cx="5116433" cy="3143064"/>
+                      <a:ext cx="3888368" cy="2184635"/>
                     </a:xfrm>
                     <a:prstGeom prst="rect">
                       <a:avLst/>
@@ -5553,51 +5264,124 @@
         <w:pStyle w:val="4"/>
       </w:pPr>
       <w:r>
-        <w:t>Рисунок 2.2.4</w:t>
-      </w:r>
-      <w:r>
-        <w:t>.2</w:t>
-      </w:r>
-      <w:r>
-        <w:t xml:space="preserve"> - Описание логики диалогового окна класса </w:t>
-      </w:r>
-      <w:r>
-        <w:rPr>
-          <w:lang w:val="en-US"/>
-        </w:rPr>
+        <w:t xml:space="preserve">Рисунок 2.2.3.1 - Описание логики диалогового окна класса </w:t>
+      </w:r>
+      <w:proofErr w:type="spellStart"/>
+      <w:r>
+        <w:rPr>
+          <w:lang w:val="en-US"/>
+        </w:rPr>
+        <w:t>TimePickerDialog</w:t>
+      </w:r>
+      <w:proofErr w:type="spellEnd"/>
+    </w:p>
+    <w:p>
+      <w:r>
+        <w:lastRenderedPageBreak/>
+        <w:t>На рисунке 2.2.3.1 отображён процесс</w:t>
+      </w:r>
+      <w:r>
+        <w:t xml:space="preserve"> </w:t>
+      </w:r>
+      <w:r>
+        <w:t>сохранения времени, введённого пользователем,</w:t>
+      </w:r>
+      <w:r>
+        <w:t xml:space="preserve"> которое сохраняется в формате </w:t>
+      </w:r>
+      <w:r>
+        <w:t>“</w:t>
+      </w:r>
+      <w:proofErr w:type="spellStart"/>
+      <w:proofErr w:type="gramStart"/>
+      <w:r>
+        <w:rPr>
+          <w:lang w:val="en-US"/>
+        </w:rPr>
+        <w:t>hh</w:t>
+      </w:r>
+      <w:proofErr w:type="spellEnd"/>
+      <w:r>
+        <w:t>:</w:t>
+      </w:r>
+      <w:r>
+        <w:rPr>
+          <w:lang w:val="en-US"/>
+        </w:rPr>
+        <w:t>mm</w:t>
+      </w:r>
+      <w:proofErr w:type="gramEnd"/>
+      <w:r>
+        <w:t>”</w:t>
+      </w:r>
+      <w:r>
+        <w:t xml:space="preserve">, а также </w:t>
+      </w:r>
+      <w:r>
+        <w:t xml:space="preserve"> отображение </w:t>
+      </w:r>
+      <w:r>
+        <w:t xml:space="preserve">времени </w:t>
+      </w:r>
+      <w:r>
+        <w:t xml:space="preserve">на </w:t>
+      </w:r>
+      <w:proofErr w:type="spellStart"/>
+      <w:r>
+        <w:rPr>
+          <w:lang w:val="en-US"/>
+        </w:rPr>
+        <w:t>TextView</w:t>
+      </w:r>
+      <w:proofErr w:type="spellEnd"/>
+      <w:r>
+        <w:t xml:space="preserve"> </w:t>
+      </w:r>
+      <w:r>
+        <w:t>соответственного фрагмента</w:t>
+      </w:r>
+      <w:r>
+        <w:t>.</w:t>
+      </w:r>
+    </w:p>
+    <w:p>
+      <w:pPr>
+        <w:pStyle w:val="3"/>
+      </w:pPr>
+      <w:bookmarkStart w:id="13" w:name="_2.2.4_Custom_Dialog"/>
+      <w:bookmarkEnd w:id="13"/>
+      <w:r>
+        <w:t xml:space="preserve">2.2.4 </w:t>
+      </w:r>
+      <w:proofErr w:type="spellStart"/>
+      <w:r>
+        <w:t>Custom</w:t>
+      </w:r>
+      <w:proofErr w:type="spellEnd"/>
+      <w:r>
+        <w:t xml:space="preserve"> </w:t>
+      </w:r>
+      <w:proofErr w:type="spellStart"/>
+      <w:r>
         <w:t>Dialog</w:t>
       </w:r>
-    </w:p>
-    <w:p>
-      <w:r>
-        <w:t>Н</w:t>
-      </w:r>
-      <w:r>
-        <w:t>а рисунке 2.2.4.2 отображена логика создания диалогового окна, а также обработка введённых данных</w:t>
+      <w:proofErr w:type="spellEnd"/>
+    </w:p>
+    <w:p>
+      <w:r>
+        <w:t>Для создания данного диалогового окна необходимо предварительно описать его файл разметки</w:t>
+      </w:r>
+      <w:r>
+        <w:t xml:space="preserve"> (</w:t>
+      </w:r>
+      <w:r>
+        <w:t>рисунок 2.2.4.1</w:t>
+      </w:r>
+      <w:r>
+        <w:t>)</w:t>
       </w:r>
       <w:r>
         <w:t>.</w:t>
-      </w:r>
-    </w:p>
-    <w:p>
-      <w:pPr>
-        <w:pStyle w:val="3"/>
-      </w:pPr>
-      <w:bookmarkStart w:id="14" w:name="_2.2.5_Итоговый_вид"/>
-      <w:bookmarkEnd w:id="14"/>
-      <w:r>
-        <w:t>2.2.5 Итоговый вид приложения</w:t>
-      </w:r>
-    </w:p>
-    <w:p>
-      <w:r>
-        <w:t>Теперь опишем активность, на которой отобразим созданные диалоговые окна (</w:t>
-      </w:r>
-      <w:r>
-        <w:t>рисунки 2.2.5.1-2.2.5.3</w:t>
-      </w:r>
-      <w:r>
-        <w:t>).</w:t>
       </w:r>
     </w:p>
     <w:p>
@@ -5611,10 +5395,10 @@
           <w:lang w:eastAsia="ru-RU"/>
         </w:rPr>
         <w:drawing>
-          <wp:inline distT="0" distB="0" distL="0" distR="0" wp14:anchorId="0DA3193B" wp14:editId="450BAE5F">
-            <wp:extent cx="4276542" cy="3098042"/>
-            <wp:effectExtent l="0" t="0" r="0" b="7620"/>
-            <wp:docPr id="25" name="Рисунок 25"/>
+          <wp:inline distT="0" distB="0" distL="0" distR="0" wp14:anchorId="767DEDC7" wp14:editId="5817EA12">
+            <wp:extent cx="5760720" cy="4692650"/>
+            <wp:effectExtent l="0" t="0" r="0" b="0"/>
+            <wp:docPr id="23" name="Рисунок 23"/>
             <wp:cNvGraphicFramePr>
               <a:graphicFrameLocks xmlns:a="http://schemas.openxmlformats.org/drawingml/2006/main" noChangeAspect="1"/>
             </wp:cNvGraphicFramePr>
@@ -5634,7 +5418,7 @@
                   <pic:spPr>
                     <a:xfrm>
                       <a:off x="0" y="0"/>
-                      <a:ext cx="4278919" cy="3099764"/>
+                      <a:ext cx="5760720" cy="4692650"/>
                     </a:xfrm>
                     <a:prstGeom prst="rect">
                       <a:avLst/>
@@ -5652,13 +5436,22 @@
         <w:pStyle w:val="4"/>
       </w:pPr>
       <w:r>
-        <w:t xml:space="preserve">Рисунок 2.2.5.1 – Часть 1 графического и кодового вида файла разметки </w:t>
-      </w:r>
-      <w:r>
-        <w:rPr>
-          <w:lang w:val="en-US"/>
-        </w:rPr>
-        <w:t>activity</w:t>
+        <w:t xml:space="preserve">Рисунок 2.2.4.1 </w:t>
+      </w:r>
+      <w:r>
+        <w:t>–</w:t>
+      </w:r>
+      <w:r>
+        <w:t xml:space="preserve"> </w:t>
+      </w:r>
+      <w:r>
+        <w:t xml:space="preserve">Кодовый и графический вид файла разметки </w:t>
+      </w:r>
+      <w:r>
+        <w:rPr>
+          <w:lang w:val="en-US"/>
+        </w:rPr>
+        <w:t>custom</w:t>
       </w:r>
       <w:r>
         <w:t>_</w:t>
@@ -5667,7 +5460,7 @@
         <w:rPr>
           <w:lang w:val="en-US"/>
         </w:rPr>
-        <w:t>alert</w:t>
+        <w:t>dialog</w:t>
       </w:r>
       <w:r>
         <w:t>.</w:t>
@@ -5677,15 +5470,83 @@
           <w:lang w:val="en-US"/>
         </w:rPr>
         <w:t>xml</w:t>
+      </w:r>
+    </w:p>
+    <w:p>
+      <w:r>
+        <w:t>На рисунке 2.2.4.1 представлены элементы интерфейса, появляющиеся в пользовательском диалоговом окне</w:t>
+      </w:r>
+      <w:r>
+        <w:t xml:space="preserve">: </w:t>
+      </w:r>
+      <w:proofErr w:type="spellStart"/>
+      <w:r>
+        <w:rPr>
+          <w:lang w:val="en-US"/>
+        </w:rPr>
+        <w:t>TextView</w:t>
+      </w:r>
+      <w:proofErr w:type="spellEnd"/>
+      <w:r>
+        <w:t xml:space="preserve"> (для отображения запроса)</w:t>
+      </w:r>
+      <w:r>
+        <w:t xml:space="preserve">, </w:t>
+      </w:r>
+      <w:proofErr w:type="spellStart"/>
+      <w:r>
+        <w:rPr>
+          <w:lang w:val="en-US"/>
+        </w:rPr>
+        <w:t>EditText</w:t>
+      </w:r>
+      <w:proofErr w:type="spellEnd"/>
+      <w:r>
+        <w:t xml:space="preserve"> (для ввода запрашиваемых данных)</w:t>
+      </w:r>
+      <w:r>
+        <w:t xml:space="preserve">, </w:t>
+      </w:r>
+      <w:r>
+        <w:rPr>
+          <w:lang w:val="en-US"/>
+        </w:rPr>
+        <w:t>Button</w:t>
+      </w:r>
+      <w:r>
+        <w:t xml:space="preserve"> (для подтверждения введённых данных)</w:t>
+      </w:r>
+      <w:r>
+        <w:t>.</w:t>
+      </w:r>
+    </w:p>
+    <w:p>
+      <w:r>
+        <w:t xml:space="preserve">Опишем создание диалогового окна класса </w:t>
+      </w:r>
+      <w:r>
+        <w:rPr>
+          <w:lang w:val="en-US"/>
+        </w:rPr>
+        <w:t>Dialog</w:t>
+      </w:r>
+      <w:r>
+        <w:t xml:space="preserve"> (</w:t>
+      </w:r>
+      <w:r>
+        <w:t>рисунок 2.2.4</w:t>
+      </w:r>
+      <w:r>
+        <w:t>.2</w:t>
+      </w:r>
+      <w:r>
+        <w:t>).</w:t>
       </w:r>
     </w:p>
     <w:p>
       <w:pPr>
         <w:ind w:firstLine="0"/>
         <w:jc w:val="center"/>
-        <w:rPr>
-          <w:lang w:val="en-US"/>
-        </w:rPr>
       </w:pPr>
       <w:r>
         <w:rPr>
@@ -5694,10 +5555,10 @@
         </w:rPr>
         <w:lastRenderedPageBreak/>
         <w:drawing>
-          <wp:inline distT="0" distB="0" distL="0" distR="0" wp14:anchorId="6C2D465B" wp14:editId="1FF0F4B7">
-            <wp:extent cx="3626069" cy="2685577"/>
-            <wp:effectExtent l="0" t="0" r="0" b="635"/>
-            <wp:docPr id="26" name="Рисунок 26"/>
+          <wp:inline distT="0" distB="0" distL="0" distR="0" wp14:anchorId="287B9B44" wp14:editId="29005AAB">
+            <wp:extent cx="5109792" cy="3138985"/>
+            <wp:effectExtent l="0" t="0" r="0" b="4445"/>
+            <wp:docPr id="24" name="Рисунок 24"/>
             <wp:cNvGraphicFramePr>
               <a:graphicFrameLocks xmlns:a="http://schemas.openxmlformats.org/drawingml/2006/main" noChangeAspect="1"/>
             </wp:cNvGraphicFramePr>
@@ -5717,7 +5578,7 @@
                   <pic:spPr>
                     <a:xfrm>
                       <a:off x="0" y="0"/>
-                      <a:ext cx="3635029" cy="2692213"/>
+                      <a:ext cx="5116433" cy="3143064"/>
                     </a:xfrm>
                     <a:prstGeom prst="rect">
                       <a:avLst/>
@@ -5735,92 +5596,51 @@
         <w:pStyle w:val="4"/>
       </w:pPr>
       <w:r>
-        <w:t>Рисунок 2.2.5.</w:t>
-      </w:r>
-      <w:r>
-        <w:t>2</w:t>
-      </w:r>
-      <w:r>
-        <w:t xml:space="preserve"> – Часть 2 графического и кодового вида файла разметки </w:t>
-      </w:r>
-      <w:r>
-        <w:rPr>
-          <w:lang w:val="en-US"/>
-        </w:rPr>
-        <w:t>activity</w:t>
-      </w:r>
-      <w:r>
-        <w:t>_</w:t>
-      </w:r>
-      <w:r>
-        <w:rPr>
-          <w:lang w:val="en-US"/>
-        </w:rPr>
-        <w:t>alert</w:t>
+        <w:t>Рисунок 2.2.4</w:t>
+      </w:r>
+      <w:r>
+        <w:t>.2</w:t>
+      </w:r>
+      <w:r>
+        <w:t xml:space="preserve"> - Описание логики диалогового окна класса </w:t>
+      </w:r>
+      <w:r>
+        <w:rPr>
+          <w:lang w:val="en-US"/>
+        </w:rPr>
+        <w:t>Dialog</w:t>
+      </w:r>
+    </w:p>
+    <w:p>
+      <w:r>
+        <w:t>Н</w:t>
+      </w:r>
+      <w:r>
+        <w:t>а рисунке 2.2.4.2 отображена логика создания диалогового окна, а также обработка введённых данных</w:t>
       </w:r>
       <w:r>
         <w:t>.</w:t>
       </w:r>
-      <w:r>
-        <w:rPr>
-          <w:lang w:val="en-US"/>
-        </w:rPr>
-        <w:t>xml</w:t>
-      </w:r>
-    </w:p>
-    <w:p>
-      <w:r>
-        <w:t>На рисунках 2.2.5.1-2.2.5.2 последовательно показаны кнопки, вызывающие каждое из перечисленных выше диалоговых окон,</w:t>
-      </w:r>
-      <w:r>
-        <w:t xml:space="preserve"> </w:t>
-      </w:r>
-      <w:r>
-        <w:t>а также фрагменты, соответственно отображающие данные, введённые пол</w:t>
-      </w:r>
-      <w:r>
-        <w:t>ь</w:t>
-      </w:r>
-      <w:r>
-        <w:t>зователем</w:t>
-      </w:r>
-      <w:r>
-        <w:t>.</w:t>
-      </w:r>
-    </w:p>
-    <w:p>
-      <w:r>
-        <w:t xml:space="preserve">Определим функционал файла разметки </w:t>
-      </w:r>
-      <w:r>
-        <w:rPr>
-          <w:lang w:val="en-US"/>
-        </w:rPr>
-        <w:t>activity</w:t>
-      </w:r>
-      <w:r>
-        <w:t>_</w:t>
-      </w:r>
-      <w:r>
-        <w:rPr>
-          <w:lang w:val="en-US"/>
-        </w:rPr>
-        <w:t>alert</w:t>
-      </w:r>
-      <w:r>
-        <w:t>.</w:t>
-      </w:r>
-      <w:r>
-        <w:rPr>
-          <w:lang w:val="en-US"/>
-        </w:rPr>
-        <w:t>xml</w:t>
-      </w:r>
-      <w:r>
-        <w:t xml:space="preserve"> (2.2.5.3)</w:t>
-      </w:r>
-      <w:r>
-        <w:t>.</w:t>
+    </w:p>
+    <w:p>
+      <w:pPr>
+        <w:pStyle w:val="3"/>
+      </w:pPr>
+      <w:bookmarkStart w:id="14" w:name="_2.2.5_Итоговый_вид"/>
+      <w:bookmarkEnd w:id="14"/>
+      <w:r>
+        <w:t>2.2.5 Итоговый вид приложения</w:t>
+      </w:r>
+    </w:p>
+    <w:p>
+      <w:r>
+        <w:t>Теперь опишем активность, на которой отобразим созданные диалоговые окна (</w:t>
+      </w:r>
+      <w:r>
+        <w:t>рисунки 2.2.5.1-2.2.5.3</w:t>
+      </w:r>
+      <w:r>
+        <w:t>).</w:t>
       </w:r>
     </w:p>
     <w:p>
@@ -5834,10 +5654,10 @@
           <w:lang w:eastAsia="ru-RU"/>
         </w:rPr>
         <w:drawing>
-          <wp:inline distT="0" distB="0" distL="0" distR="0" wp14:anchorId="79E8DA6E" wp14:editId="7510B8E0">
-            <wp:extent cx="3671195" cy="4193628"/>
-            <wp:effectExtent l="0" t="0" r="5715" b="0"/>
-            <wp:docPr id="27" name="Рисунок 27"/>
+          <wp:inline distT="0" distB="0" distL="0" distR="0" wp14:anchorId="0DA3193B" wp14:editId="450BAE5F">
+            <wp:extent cx="4276542" cy="3098042"/>
+            <wp:effectExtent l="0" t="0" r="0" b="7620"/>
+            <wp:docPr id="25" name="Рисунок 25"/>
             <wp:cNvGraphicFramePr>
               <a:graphicFrameLocks xmlns:a="http://schemas.openxmlformats.org/drawingml/2006/main" noChangeAspect="1"/>
             </wp:cNvGraphicFramePr>
@@ -5857,7 +5677,7 @@
                   <pic:spPr>
                     <a:xfrm>
                       <a:off x="0" y="0"/>
-                      <a:ext cx="3702370" cy="4229240"/>
+                      <a:ext cx="4278919" cy="3099764"/>
                     </a:xfrm>
                     <a:prstGeom prst="rect">
                       <a:avLst/>
@@ -5875,7 +5695,7 @@
         <w:pStyle w:val="4"/>
       </w:pPr>
       <w:r>
-        <w:t xml:space="preserve">Рисунок 2.2.5.3 – Описание функционала файла разметки </w:t>
+        <w:t xml:space="preserve">Рисунок 2.2.5.1 – Часть 1 графического и кодового вида файла разметки </w:t>
       </w:r>
       <w:r>
         <w:rPr>
@@ -5900,46 +5720,27 @@
           <w:lang w:val="en-US"/>
         </w:rPr>
         <w:t>xml</w:t>
-      </w:r>
-    </w:p>
-    <w:p>
-      <w:r>
-        <w:lastRenderedPageBreak/>
-        <w:t>На рисунке 2.2.5.3</w:t>
-      </w:r>
-      <w:r>
-        <w:t xml:space="preserve"> отображено последовательное подключение ранее описанных методов к соответствующим кнопкам.</w:t>
-      </w:r>
-    </w:p>
-    <w:p>
-      <w:r>
-        <w:t>Далее представлен итоговый вид приложения (</w:t>
-      </w:r>
-      <w:r>
-        <w:t>рисунки 2.2.5.4-2.2.5.8</w:t>
-      </w:r>
-      <w:r>
-        <w:t>)</w:t>
-      </w:r>
-      <w:r>
-        <w:t>.</w:t>
       </w:r>
     </w:p>
     <w:p>
       <w:pPr>
         <w:ind w:firstLine="0"/>
         <w:jc w:val="center"/>
+        <w:rPr>
+          <w:lang w:val="en-US"/>
+        </w:rPr>
       </w:pPr>
       <w:r>
         <w:rPr>
           <w:noProof/>
           <w:lang w:eastAsia="ru-RU"/>
         </w:rPr>
+        <w:lastRenderedPageBreak/>
         <w:drawing>
-          <wp:inline distT="0" distB="0" distL="0" distR="0" wp14:anchorId="1D916097" wp14:editId="6D333407">
-            <wp:extent cx="3454427" cy="7047186"/>
-            <wp:effectExtent l="0" t="0" r="0" b="1905"/>
-            <wp:docPr id="28" name="Рисунок 28"/>
+          <wp:inline distT="0" distB="0" distL="0" distR="0" wp14:anchorId="6C2D465B" wp14:editId="1FF0F4B7">
+            <wp:extent cx="3626069" cy="2685577"/>
+            <wp:effectExtent l="0" t="0" r="0" b="635"/>
+            <wp:docPr id="26" name="Рисунок 26"/>
             <wp:cNvGraphicFramePr>
               <a:graphicFrameLocks xmlns:a="http://schemas.openxmlformats.org/drawingml/2006/main" noChangeAspect="1"/>
             </wp:cNvGraphicFramePr>
@@ -5959,7 +5760,7 @@
                   <pic:spPr>
                     <a:xfrm>
                       <a:off x="0" y="0"/>
-                      <a:ext cx="3463963" cy="7066640"/>
+                      <a:ext cx="3635029" cy="2692213"/>
                     </a:xfrm>
                     <a:prstGeom prst="rect">
                       <a:avLst/>
@@ -5977,49 +5778,92 @@
         <w:pStyle w:val="4"/>
       </w:pPr>
       <w:r>
-        <w:t xml:space="preserve">Рисунок 2.2.5.4 – Диалоговое окно класса </w:t>
-      </w:r>
-      <w:proofErr w:type="spellStart"/>
-      <w:r>
-        <w:rPr>
-          <w:lang w:val="en-US"/>
-        </w:rPr>
-        <w:t>Alert</w:t>
-      </w:r>
-      <w:r>
-        <w:rPr>
-          <w:lang w:val="en-US"/>
-        </w:rPr>
-        <w:t>Dialog</w:t>
-      </w:r>
-      <w:proofErr w:type="spellEnd"/>
-    </w:p>
-    <w:p>
-      <w:pPr>
-        <w:rPr>
-          <w:lang w:val="en-US"/>
-        </w:rPr>
-      </w:pPr>
-      <w:r>
-        <w:t>На рисунке</w:t>
-      </w:r>
-      <w:r>
-        <w:t xml:space="preserve"> 2</w:t>
-      </w:r>
-      <w:r>
-        <w:t>.2.5.</w:t>
-      </w:r>
-      <w:r>
-        <w:t>4</w:t>
-      </w:r>
-      <w:r>
-        <w:t xml:space="preserve"> отображён выбор, предоставляемый пользователю при нажатии на кнопку с надписью </w:t>
-      </w:r>
-      <w:r>
-        <w:rPr>
-          <w:lang w:val="en-US"/>
-        </w:rPr>
-        <w:t>Alert.</w:t>
+        <w:t>Рисунок 2.2.5.</w:t>
+      </w:r>
+      <w:r>
+        <w:t>2</w:t>
+      </w:r>
+      <w:r>
+        <w:t xml:space="preserve"> – Часть 2 графического и кодового вида файла разметки </w:t>
+      </w:r>
+      <w:r>
+        <w:rPr>
+          <w:lang w:val="en-US"/>
+        </w:rPr>
+        <w:t>activity</w:t>
+      </w:r>
+      <w:r>
+        <w:t>_</w:t>
+      </w:r>
+      <w:r>
+        <w:rPr>
+          <w:lang w:val="en-US"/>
+        </w:rPr>
+        <w:t>alert</w:t>
+      </w:r>
+      <w:r>
+        <w:t>.</w:t>
+      </w:r>
+      <w:r>
+        <w:rPr>
+          <w:lang w:val="en-US"/>
+        </w:rPr>
+        <w:t>xml</w:t>
+      </w:r>
+    </w:p>
+    <w:p>
+      <w:r>
+        <w:t>На рисунках 2.2.5.1-2.2.5.2 последовательно показаны кнопки, вызывающие каждое из перечисленных выше диалоговых окон,</w:t>
+      </w:r>
+      <w:r>
+        <w:t xml:space="preserve"> </w:t>
+      </w:r>
+      <w:r>
+        <w:t>а также фрагменты, соответственно отображающие данные, введённые пол</w:t>
+      </w:r>
+      <w:r>
+        <w:t>ь</w:t>
+      </w:r>
+      <w:r>
+        <w:t>зователем</w:t>
+      </w:r>
+      <w:r>
+        <w:t>.</w:t>
+      </w:r>
+    </w:p>
+    <w:p>
+      <w:r>
+        <w:t xml:space="preserve">Определим функционал файла разметки </w:t>
+      </w:r>
+      <w:r>
+        <w:rPr>
+          <w:lang w:val="en-US"/>
+        </w:rPr>
+        <w:t>activity</w:t>
+      </w:r>
+      <w:r>
+        <w:t>_</w:t>
+      </w:r>
+      <w:r>
+        <w:rPr>
+          <w:lang w:val="en-US"/>
+        </w:rPr>
+        <w:t>alert</w:t>
+      </w:r>
+      <w:r>
+        <w:t>.</w:t>
+      </w:r>
+      <w:r>
+        <w:rPr>
+          <w:lang w:val="en-US"/>
+        </w:rPr>
+        <w:t>xml</w:t>
+      </w:r>
+      <w:r>
+        <w:t xml:space="preserve"> (2.2.5.3)</w:t>
+      </w:r>
+      <w:r>
+        <w:t>.</w:t>
       </w:r>
     </w:p>
     <w:p>
@@ -6032,12 +5876,11 @@
           <w:noProof/>
           <w:lang w:eastAsia="ru-RU"/>
         </w:rPr>
-        <w:lastRenderedPageBreak/>
         <w:drawing>
-          <wp:inline distT="0" distB="0" distL="0" distR="0" wp14:anchorId="605FF311" wp14:editId="5BFCBD33">
-            <wp:extent cx="3892821" cy="8229600"/>
-            <wp:effectExtent l="0" t="0" r="0" b="0"/>
-            <wp:docPr id="29" name="Рисунок 29"/>
+          <wp:inline distT="0" distB="0" distL="0" distR="0" wp14:anchorId="79E8DA6E" wp14:editId="7510B8E0">
+            <wp:extent cx="3671195" cy="4193628"/>
+            <wp:effectExtent l="0" t="0" r="5715" b="0"/>
+            <wp:docPr id="27" name="Рисунок 27"/>
             <wp:cNvGraphicFramePr>
               <a:graphicFrameLocks xmlns:a="http://schemas.openxmlformats.org/drawingml/2006/main" noChangeAspect="1"/>
             </wp:cNvGraphicFramePr>
@@ -6057,7 +5900,7 @@
                   <pic:spPr>
                     <a:xfrm>
                       <a:off x="0" y="0"/>
-                      <a:ext cx="3894295" cy="8232716"/>
+                      <a:ext cx="3702370" cy="4229240"/>
                     </a:xfrm>
                     <a:prstGeom prst="rect">
                       <a:avLst/>
@@ -6075,70 +5918,60 @@
         <w:pStyle w:val="4"/>
       </w:pPr>
       <w:r>
-        <w:t xml:space="preserve">Рисунок </w:t>
-      </w:r>
-      <w:r>
-        <w:t>2.2.5.5</w:t>
-      </w:r>
-      <w:r>
-        <w:t xml:space="preserve"> – Диалоговое окно класса</w:t>
-      </w:r>
-      <w:r>
-        <w:t xml:space="preserve"> </w:t>
-      </w:r>
-      <w:proofErr w:type="spellStart"/>
-      <w:r>
-        <w:rPr>
-          <w:lang w:val="en-US"/>
-        </w:rPr>
-        <w:t>DatePickerDialog</w:t>
-      </w:r>
-      <w:proofErr w:type="spellEnd"/>
-    </w:p>
-    <w:p>
-      <w:pPr>
-        <w:rPr>
-          <w:lang w:val="en-US"/>
-        </w:rPr>
-      </w:pPr>
-      <w:r>
-        <w:t>На рисунке</w:t>
-      </w:r>
-      <w:r>
-        <w:t xml:space="preserve"> 2</w:t>
-      </w:r>
-      <w:r>
-        <w:t>.2.5.5 отображён выбор</w:t>
-      </w:r>
-      <w:r>
-        <w:t xml:space="preserve"> даты</w:t>
-      </w:r>
-      <w:r>
-        <w:t xml:space="preserve">, предоставляемый пользователю при нажатии на кнопку с надписью </w:t>
-      </w:r>
-      <w:proofErr w:type="spellStart"/>
-      <w:r>
-        <w:rPr>
-          <w:lang w:val="en-US"/>
-        </w:rPr>
-        <w:t>DatePicker</w:t>
-      </w:r>
-      <w:proofErr w:type="spellEnd"/>
-      <w:r>
-        <w:rPr>
-          <w:lang w:val="en-US"/>
-        </w:rPr>
+        <w:t xml:space="preserve">Рисунок 2.2.5.3 – Описание функционала файла разметки </w:t>
+      </w:r>
+      <w:r>
+        <w:rPr>
+          <w:lang w:val="en-US"/>
+        </w:rPr>
+        <w:t>activity</w:t>
+      </w:r>
+      <w:r>
+        <w:t>_</w:t>
+      </w:r>
+      <w:r>
+        <w:rPr>
+          <w:lang w:val="en-US"/>
+        </w:rPr>
+        <w:t>alert</w:t>
+      </w:r>
+      <w:r>
         <w:t>.</w:t>
       </w:r>
-    </w:p>
-    <w:p/>
+      <w:r>
+        <w:rPr>
+          <w:lang w:val="en-US"/>
+        </w:rPr>
+        <w:t>xml</w:t>
+      </w:r>
+    </w:p>
+    <w:p>
+      <w:r>
+        <w:lastRenderedPageBreak/>
+        <w:t>На рисунке 2.2.5.3</w:t>
+      </w:r>
+      <w:r>
+        <w:t xml:space="preserve"> отображено последовательное подключение ранее описанных методов к соответствующим кнопкам.</w:t>
+      </w:r>
+    </w:p>
+    <w:p>
+      <w:r>
+        <w:t>Далее представлен итоговый вид приложения (</w:t>
+      </w:r>
+      <w:r>
+        <w:t>рисунки 2.2.5.4-2.2.5.8</w:t>
+      </w:r>
+      <w:r>
+        <w:t>)</w:t>
+      </w:r>
+      <w:r>
+        <w:t>.</w:t>
+      </w:r>
+    </w:p>
     <w:p>
       <w:pPr>
         <w:ind w:firstLine="0"/>
         <w:jc w:val="center"/>
-        <w:rPr>
-          <w:lang w:val="en-US"/>
-        </w:rPr>
       </w:pPr>
       <w:r>
         <w:rPr>
@@ -6146,10 +5979,10 @@
           <w:lang w:eastAsia="ru-RU"/>
         </w:rPr>
         <w:drawing>
-          <wp:inline distT="0" distB="0" distL="0" distR="0" wp14:anchorId="09F32832" wp14:editId="5059B166">
-            <wp:extent cx="3499944" cy="7884074"/>
-            <wp:effectExtent l="0" t="0" r="5715" b="3175"/>
-            <wp:docPr id="30" name="Рисунок 30"/>
+          <wp:inline distT="0" distB="0" distL="0" distR="0" wp14:anchorId="1D916097" wp14:editId="6D333407">
+            <wp:extent cx="3454427" cy="7047186"/>
+            <wp:effectExtent l="0" t="0" r="0" b="1905"/>
+            <wp:docPr id="28" name="Рисунок 28"/>
             <wp:cNvGraphicFramePr>
               <a:graphicFrameLocks xmlns:a="http://schemas.openxmlformats.org/drawingml/2006/main" noChangeAspect="1"/>
             </wp:cNvGraphicFramePr>
@@ -6169,7 +6002,7 @@
                   <pic:spPr>
                     <a:xfrm>
                       <a:off x="0" y="0"/>
-                      <a:ext cx="3513202" cy="7913939"/>
+                      <a:ext cx="3463963" cy="7066640"/>
                     </a:xfrm>
                     <a:prstGeom prst="rect">
                       <a:avLst/>
@@ -6187,27 +6020,29 @@
         <w:pStyle w:val="4"/>
       </w:pPr>
       <w:r>
-        <w:t xml:space="preserve">Рисунок </w:t>
-      </w:r>
-      <w:r>
-        <w:t>2.2.5.6</w:t>
-      </w:r>
-      <w:r>
-        <w:t xml:space="preserve"> – Диалоговое окно класса</w:t>
-      </w:r>
-      <w:r>
-        <w:t xml:space="preserve"> </w:t>
-      </w:r>
-      <w:proofErr w:type="spellStart"/>
-      <w:r>
-        <w:rPr>
-          <w:lang w:val="en-US"/>
-        </w:rPr>
-        <w:t>TimePickerDialog</w:t>
-      </w:r>
-      <w:proofErr w:type="spellEnd"/>
-    </w:p>
-    <w:p>
+        <w:t xml:space="preserve">Рисунок 2.2.5.4 – Диалоговое окно класса </w:t>
+      </w:r>
+      <w:proofErr w:type="spellStart"/>
+      <w:r>
+        <w:rPr>
+          <w:lang w:val="en-US"/>
+        </w:rPr>
+        <w:t>Alert</w:t>
+      </w:r>
+      <w:r>
+        <w:rPr>
+          <w:lang w:val="en-US"/>
+        </w:rPr>
+        <w:t>Dialog</w:t>
+      </w:r>
+      <w:proofErr w:type="spellEnd"/>
+    </w:p>
+    <w:p>
+      <w:pPr>
+        <w:rPr>
+          <w:lang w:val="en-US"/>
+        </w:rPr>
+      </w:pPr>
       <w:r>
         <w:t>На рисунке</w:t>
       </w:r>
@@ -6218,33 +6053,18 @@
         <w:t>.2.5.</w:t>
       </w:r>
       <w:r>
-        <w:t>6</w:t>
-      </w:r>
-      <w:r>
-        <w:t xml:space="preserve"> отображён выбор</w:t>
-      </w:r>
-      <w:r>
-        <w:t xml:space="preserve"> </w:t>
-      </w:r>
-      <w:r>
-        <w:t>времени</w:t>
-      </w:r>
-      <w:r>
-        <w:t xml:space="preserve">, предоставляемый пользователю при нажатии на кнопку с надписью </w:t>
-      </w:r>
-      <w:proofErr w:type="spellStart"/>
-      <w:r>
-        <w:rPr>
-          <w:lang w:val="en-US"/>
-        </w:rPr>
-        <w:t>TimePicker</w:t>
-      </w:r>
-      <w:proofErr w:type="spellEnd"/>
-      <w:r>
-        <w:t>.</w:t>
-      </w:r>
-    </w:p>
-    <w:p/>
+        <w:t>4</w:t>
+      </w:r>
+      <w:r>
+        <w:t xml:space="preserve"> отображён выбор, предоставляемый пользователю при нажатии на кнопку с надписью </w:t>
+      </w:r>
+      <w:r>
+        <w:rPr>
+          <w:lang w:val="en-US"/>
+        </w:rPr>
+        <w:t>Alert.</w:t>
+      </w:r>
+    </w:p>
     <w:p>
       <w:pPr>
         <w:ind w:firstLine="0"/>
@@ -6255,11 +6075,12 @@
           <w:noProof/>
           <w:lang w:eastAsia="ru-RU"/>
         </w:rPr>
+        <w:lastRenderedPageBreak/>
         <w:drawing>
-          <wp:inline distT="0" distB="0" distL="0" distR="0" wp14:anchorId="1BF7687A" wp14:editId="7D6FE2AA">
-            <wp:extent cx="3404649" cy="7945820"/>
-            <wp:effectExtent l="0" t="0" r="5715" b="0"/>
-            <wp:docPr id="31" name="Рисунок 31"/>
+          <wp:inline distT="0" distB="0" distL="0" distR="0" wp14:anchorId="605FF311" wp14:editId="5BFCBD33">
+            <wp:extent cx="3892821" cy="8229600"/>
+            <wp:effectExtent l="0" t="0" r="0" b="0"/>
+            <wp:docPr id="29" name="Рисунок 29"/>
             <wp:cNvGraphicFramePr>
               <a:graphicFrameLocks xmlns:a="http://schemas.openxmlformats.org/drawingml/2006/main" noChangeAspect="1"/>
             </wp:cNvGraphicFramePr>
@@ -6279,7 +6100,7 @@
                   <pic:spPr>
                     <a:xfrm>
                       <a:off x="0" y="0"/>
-                      <a:ext cx="3414503" cy="7968818"/>
+                      <a:ext cx="3894295" cy="8232716"/>
                     </a:xfrm>
                     <a:prstGeom prst="rect">
                       <a:avLst/>
@@ -6300,7 +6121,7 @@
         <w:t xml:space="preserve">Рисунок </w:t>
       </w:r>
       <w:r>
-        <w:t>2.2.5.7</w:t>
+        <w:t>2.2.5.5</w:t>
       </w:r>
       <w:r>
         <w:t xml:space="preserve"> – Диалоговое окно класса</w:t>
@@ -6308,12 +6129,14 @@
       <w:r>
         <w:t xml:space="preserve"> </w:t>
       </w:r>
-      <w:r>
-        <w:rPr>
-          <w:lang w:val="en-US"/>
-        </w:rPr>
-        <w:t>Dialog</w:t>
-      </w:r>
+      <w:proofErr w:type="spellStart"/>
+      <w:r>
+        <w:rPr>
+          <w:lang w:val="en-US"/>
+        </w:rPr>
+        <w:t>DatePickerDialog</w:t>
+      </w:r>
+      <w:proofErr w:type="spellEnd"/>
     </w:p>
     <w:p>
       <w:pPr>
@@ -6328,32 +6151,22 @@
         <w:t xml:space="preserve"> 2</w:t>
       </w:r>
       <w:r>
-        <w:t>.2.5.</w:t>
-      </w:r>
-      <w:r>
-        <w:t>7</w:t>
-      </w:r>
-      <w:r>
-        <w:t xml:space="preserve"> о</w:t>
-      </w:r>
-      <w:r>
-        <w:t>тображе</w:t>
-      </w:r>
-      <w:r>
-        <w:t>н</w:t>
-      </w:r>
-      <w:r>
-        <w:t>а возможность ввода текста</w:t>
-      </w:r>
-      <w:r>
-        <w:t xml:space="preserve"> при нажатии на кнопку с надписью </w:t>
-      </w:r>
-      <w:r>
-        <w:rPr>
-          <w:lang w:val="en-US"/>
-        </w:rPr>
-        <w:t>Custom</w:t>
-      </w:r>
+        <w:t>.2.5.5 отображён выбор</w:t>
+      </w:r>
+      <w:r>
+        <w:t xml:space="preserve"> даты</w:t>
+      </w:r>
+      <w:r>
+        <w:t xml:space="preserve">, предоставляемый пользователю при нажатии на кнопку с надписью </w:t>
+      </w:r>
+      <w:proofErr w:type="spellStart"/>
+      <w:r>
+        <w:rPr>
+          <w:lang w:val="en-US"/>
+        </w:rPr>
+        <w:t>DatePicker</w:t>
+      </w:r>
+      <w:proofErr w:type="spellEnd"/>
       <w:r>
         <w:rPr>
           <w:lang w:val="en-US"/>
@@ -6366,6 +6179,9 @@
       <w:pPr>
         <w:ind w:firstLine="0"/>
         <w:jc w:val="center"/>
+        <w:rPr>
+          <w:lang w:val="en-US"/>
+        </w:rPr>
       </w:pPr>
       <w:r>
         <w:rPr>
@@ -6373,10 +6189,10 @@
           <w:lang w:eastAsia="ru-RU"/>
         </w:rPr>
         <w:drawing>
-          <wp:inline distT="0" distB="0" distL="0" distR="0" wp14:anchorId="48578580" wp14:editId="60A94F26">
-            <wp:extent cx="3537600" cy="7756634"/>
-            <wp:effectExtent l="0" t="0" r="5715" b="0"/>
-            <wp:docPr id="38" name="Рисунок 38"/>
+          <wp:inline distT="0" distB="0" distL="0" distR="0" wp14:anchorId="09F32832" wp14:editId="5059B166">
+            <wp:extent cx="3499944" cy="7884074"/>
+            <wp:effectExtent l="0" t="0" r="5715" b="3175"/>
+            <wp:docPr id="30" name="Рисунок 30"/>
             <wp:cNvGraphicFramePr>
               <a:graphicFrameLocks xmlns:a="http://schemas.openxmlformats.org/drawingml/2006/main" noChangeAspect="1"/>
             </wp:cNvGraphicFramePr>
@@ -6396,6 +6212,233 @@
                   <pic:spPr>
                     <a:xfrm>
                       <a:off x="0" y="0"/>
+                      <a:ext cx="3513202" cy="7913939"/>
+                    </a:xfrm>
+                    <a:prstGeom prst="rect">
+                      <a:avLst/>
+                    </a:prstGeom>
+                  </pic:spPr>
+                </pic:pic>
+              </a:graphicData>
+            </a:graphic>
+          </wp:inline>
+        </w:drawing>
+      </w:r>
+    </w:p>
+    <w:p>
+      <w:pPr>
+        <w:pStyle w:val="4"/>
+      </w:pPr>
+      <w:r>
+        <w:t xml:space="preserve">Рисунок </w:t>
+      </w:r>
+      <w:r>
+        <w:t>2.2.5.6</w:t>
+      </w:r>
+      <w:r>
+        <w:t xml:space="preserve"> – Диалоговое окно класса</w:t>
+      </w:r>
+      <w:r>
+        <w:t xml:space="preserve"> </w:t>
+      </w:r>
+      <w:proofErr w:type="spellStart"/>
+      <w:r>
+        <w:rPr>
+          <w:lang w:val="en-US"/>
+        </w:rPr>
+        <w:t>TimePickerDialog</w:t>
+      </w:r>
+      <w:proofErr w:type="spellEnd"/>
+    </w:p>
+    <w:p>
+      <w:r>
+        <w:t>На рисунке</w:t>
+      </w:r>
+      <w:r>
+        <w:t xml:space="preserve"> 2</w:t>
+      </w:r>
+      <w:r>
+        <w:t>.2.5.</w:t>
+      </w:r>
+      <w:r>
+        <w:t>6</w:t>
+      </w:r>
+      <w:r>
+        <w:t xml:space="preserve"> отображён выбор</w:t>
+      </w:r>
+      <w:r>
+        <w:t xml:space="preserve"> </w:t>
+      </w:r>
+      <w:r>
+        <w:t>времени</w:t>
+      </w:r>
+      <w:r>
+        <w:t xml:space="preserve">, предоставляемый пользователю при нажатии на кнопку с надписью </w:t>
+      </w:r>
+      <w:proofErr w:type="spellStart"/>
+      <w:r>
+        <w:rPr>
+          <w:lang w:val="en-US"/>
+        </w:rPr>
+        <w:t>TimePicker</w:t>
+      </w:r>
+      <w:proofErr w:type="spellEnd"/>
+      <w:r>
+        <w:t>.</w:t>
+      </w:r>
+    </w:p>
+    <w:p/>
+    <w:p>
+      <w:pPr>
+        <w:ind w:firstLine="0"/>
+        <w:jc w:val="center"/>
+      </w:pPr>
+      <w:r>
+        <w:rPr>
+          <w:noProof/>
+          <w:lang w:eastAsia="ru-RU"/>
+        </w:rPr>
+        <w:drawing>
+          <wp:inline distT="0" distB="0" distL="0" distR="0" wp14:anchorId="1BF7687A" wp14:editId="7D6FE2AA">
+            <wp:extent cx="3404649" cy="7945820"/>
+            <wp:effectExtent l="0" t="0" r="5715" b="0"/>
+            <wp:docPr id="31" name="Рисунок 31"/>
+            <wp:cNvGraphicFramePr>
+              <a:graphicFrameLocks xmlns:a="http://schemas.openxmlformats.org/drawingml/2006/main" noChangeAspect="1"/>
+            </wp:cNvGraphicFramePr>
+            <a:graphic xmlns:a="http://schemas.openxmlformats.org/drawingml/2006/main">
+              <a:graphicData uri="http://schemas.openxmlformats.org/drawingml/2006/picture">
+                <pic:pic xmlns:pic="http://schemas.openxmlformats.org/drawingml/2006/picture">
+                  <pic:nvPicPr>
+                    <pic:cNvPr id="1" name=""/>
+                    <pic:cNvPicPr/>
+                  </pic:nvPicPr>
+                  <pic:blipFill>
+                    <a:blip r:embed="rId45"/>
+                    <a:stretch>
+                      <a:fillRect/>
+                    </a:stretch>
+                  </pic:blipFill>
+                  <pic:spPr>
+                    <a:xfrm>
+                      <a:off x="0" y="0"/>
+                      <a:ext cx="3414503" cy="7968818"/>
+                    </a:xfrm>
+                    <a:prstGeom prst="rect">
+                      <a:avLst/>
+                    </a:prstGeom>
+                  </pic:spPr>
+                </pic:pic>
+              </a:graphicData>
+            </a:graphic>
+          </wp:inline>
+        </w:drawing>
+      </w:r>
+    </w:p>
+    <w:p>
+      <w:pPr>
+        <w:pStyle w:val="4"/>
+      </w:pPr>
+      <w:r>
+        <w:t xml:space="preserve">Рисунок </w:t>
+      </w:r>
+      <w:r>
+        <w:t>2.2.5.7</w:t>
+      </w:r>
+      <w:r>
+        <w:t xml:space="preserve"> – Диалоговое окно класса</w:t>
+      </w:r>
+      <w:r>
+        <w:t xml:space="preserve"> </w:t>
+      </w:r>
+      <w:r>
+        <w:rPr>
+          <w:lang w:val="en-US"/>
+        </w:rPr>
+        <w:t>Dialog</w:t>
+      </w:r>
+    </w:p>
+    <w:p>
+      <w:pPr>
+        <w:rPr>
+          <w:lang w:val="en-US"/>
+        </w:rPr>
+      </w:pPr>
+      <w:r>
+        <w:t>На рисунке</w:t>
+      </w:r>
+      <w:r>
+        <w:t xml:space="preserve"> 2</w:t>
+      </w:r>
+      <w:r>
+        <w:t>.2.5.</w:t>
+      </w:r>
+      <w:r>
+        <w:t>7</w:t>
+      </w:r>
+      <w:r>
+        <w:t xml:space="preserve"> о</w:t>
+      </w:r>
+      <w:r>
+        <w:t>тображе</w:t>
+      </w:r>
+      <w:r>
+        <w:t>н</w:t>
+      </w:r>
+      <w:r>
+        <w:t>а возможность ввода текста</w:t>
+      </w:r>
+      <w:r>
+        <w:t xml:space="preserve"> при нажатии на кнопку с надписью </w:t>
+      </w:r>
+      <w:r>
+        <w:rPr>
+          <w:lang w:val="en-US"/>
+        </w:rPr>
+        <w:t>Custom</w:t>
+      </w:r>
+      <w:r>
+        <w:rPr>
+          <w:lang w:val="en-US"/>
+        </w:rPr>
+        <w:t>.</w:t>
+      </w:r>
+    </w:p>
+    <w:p/>
+    <w:p>
+      <w:pPr>
+        <w:ind w:firstLine="0"/>
+        <w:jc w:val="center"/>
+      </w:pPr>
+      <w:r>
+        <w:rPr>
+          <w:noProof/>
+          <w:lang w:eastAsia="ru-RU"/>
+        </w:rPr>
+        <w:drawing>
+          <wp:inline distT="0" distB="0" distL="0" distR="0" wp14:anchorId="48578580" wp14:editId="60A94F26">
+            <wp:extent cx="3537600" cy="7756634"/>
+            <wp:effectExtent l="0" t="0" r="5715" b="0"/>
+            <wp:docPr id="38" name="Рисунок 38"/>
+            <wp:cNvGraphicFramePr>
+              <a:graphicFrameLocks xmlns:a="http://schemas.openxmlformats.org/drawingml/2006/main" noChangeAspect="1"/>
+            </wp:cNvGraphicFramePr>
+            <a:graphic xmlns:a="http://schemas.openxmlformats.org/drawingml/2006/main">
+              <a:graphicData uri="http://schemas.openxmlformats.org/drawingml/2006/picture">
+                <pic:pic xmlns:pic="http://schemas.openxmlformats.org/drawingml/2006/picture">
+                  <pic:nvPicPr>
+                    <pic:cNvPr id="1" name=""/>
+                    <pic:cNvPicPr/>
+                  </pic:nvPicPr>
+                  <pic:blipFill>
+                    <a:blip r:embed="rId46"/>
+                    <a:stretch>
+                      <a:fillRect/>
+                    </a:stretch>
+                  </pic:blipFill>
+                  <pic:spPr>
+                    <a:xfrm>
+                      <a:off x="0" y="0"/>
                       <a:ext cx="3546238" cy="7775574"/>
                     </a:xfrm>
                     <a:prstGeom prst="rect">
@@ -6471,7 +6514,7 @@
       </w:r>
     </w:p>
     <w:sectPr>
-      <w:footerReference w:type="default" r:id="rId45"/>
+      <w:footerReference w:type="default" r:id="rId47"/>
       <w:pgSz w:w="11906" w:h="16838"/>
       <w:pgMar w:top="1134" w:right="1133" w:bottom="1134" w:left="1701" w:header="0" w:footer="0" w:gutter="0"/>
       <w:cols w:space="720"/>
@@ -6539,7 +6582,7 @@
           <w:rPr>
             <w:noProof/>
           </w:rPr>
-          <w:t>4</w:t>
+          <w:t>19</w:t>
         </w:r>
         <w:r>
           <w:fldChar w:fldCharType="end"/>
@@ -8073,7 +8116,7 @@
 </file>
 
 <file path=customXml/itemProps1.xml><?xml version="1.0" encoding="utf-8"?>
-<ds:datastoreItem xmlns:ds="http://schemas.openxmlformats.org/officeDocument/2006/customXml" ds:itemID="{D4C5108A-FFA8-4B40-8813-FE34C3BB9708}">
+<ds:datastoreItem xmlns:ds="http://schemas.openxmlformats.org/officeDocument/2006/customXml" ds:itemID="{0E0F59B4-72CE-4C45-B657-4A092812E0DD}">
   <ds:schemaRefs>
     <ds:schemaRef ds:uri="http://schemas.openxmlformats.org/officeDocument/2006/bibliography"/>
   </ds:schemaRefs>
